--- a/LabWork6.docx
+++ b/LabWork6.docx
@@ -1,11 +1,16 @@
 
 <file path=word/document.xml><?xml version="1.0" encoding="utf-8"?>
-<w:document xmlns:wpc="http://schemas.microsoft.com/office/word/2010/wordprocessingCanvas" xmlns:cx="http://schemas.microsoft.com/office/drawing/2014/chartex" xmlns:cx1="http://schemas.microsoft.com/office/drawing/2015/9/8/chartex" xmlns:cx2="http://schemas.microsoft.com/office/drawing/2015/10/21/chartex" xmlns:cx3="http://schemas.microsoft.com/office/drawing/2016/5/9/chartex" xmlns:cx4="http://schemas.microsoft.com/office/drawing/2016/5/10/chartex" xmlns:cx5="http://schemas.microsoft.com/office/drawing/2016/5/11/chartex" xmlns:cx6="http://schemas.microsoft.com/office/drawing/2016/5/12/chartex" xmlns:cx7="http://schemas.microsoft.com/office/drawing/2016/5/13/chartex" xmlns:cx8="http://schemas.microsoft.com/office/drawing/2016/5/14/chartex" xmlns:mc="http://schemas.openxmlformats.org/markup-compatibility/2006" xmlns:aink="http://schemas.microsoft.com/office/drawing/2016/ink" xmlns:am3d="http://schemas.microsoft.com/office/drawing/2017/model3d" xmlns:o="urn:schemas-microsoft-com:office:office" xmlns:oel="http://schemas.microsoft.com/office/2019/extlst" xmlns:r="http://schemas.openxmlformats.org/officeDocument/2006/relationships" xmlns:m="http://schemas.openxmlformats.org/officeDocument/2006/math" xmlns:v="urn:schemas-microsoft-com:vml" xmlns:wp14="http://schemas.microsoft.com/office/word/2010/wordprocessingDrawing" xmlns:wp="http://schemas.openxmlformats.org/drawingml/2006/wordprocessingDrawing" xmlns:w10="urn:schemas-microsoft-com:office:word" xmlns:w="http://schemas.openxmlformats.org/wordprocessingml/2006/main" xmlns:w14="http://schemas.microsoft.com/office/word/2010/wordml" xmlns:w15="http://schemas.microsoft.com/office/word/2012/wordml" xmlns:w16cex="http://schemas.microsoft.com/office/word/2018/wordml/cex" xmlns:w16cid="http://schemas.microsoft.com/office/word/2016/wordml/cid" xmlns:w16="http://schemas.microsoft.com/office/word/2018/wordml" xmlns:w16du="http://schemas.microsoft.com/office/word/2023/wordml/word16du" xmlns:w16sdtdh="http://schemas.microsoft.com/office/word/2020/wordml/sdtdatahash" xmlns:w16sdtfl="http://schemas.microsoft.com/office/word/2024/wordml/sdtformatlock" xmlns:w16se="http://schemas.microsoft.com/office/word/2015/wordml/symex" xmlns:wpg="http://schemas.microsoft.com/office/word/2010/wordprocessingGroup" xmlns:wpi="http://schemas.microsoft.com/office/word/2010/wordprocessingInk" xmlns:wne="http://schemas.microsoft.com/office/word/2006/wordml" xmlns:wps="http://schemas.microsoft.com/office/word/2010/wordprocessingShape" mc:Ignorable="w14 w15 w16se w16cid w16 w16cex w16sdtdh w16sdtfl w16du wp14">
+<w:document xmlns:wpc="http://schemas.microsoft.com/office/word/2010/wordprocessingCanvas" xmlns:cx="http://schemas.microsoft.com/office/drawing/2014/chartex" xmlns:mc="http://schemas.openxmlformats.org/markup-compatibility/2006" xmlns:o="urn:schemas-microsoft-com:office:office" xmlns:r="http://schemas.openxmlformats.org/officeDocument/2006/relationships" xmlns:m="http://schemas.openxmlformats.org/officeDocument/2006/math" xmlns:v="urn:schemas-microsoft-com:vml" xmlns:wp14="http://schemas.microsoft.com/office/word/2010/wordprocessingDrawing" xmlns:wp="http://schemas.openxmlformats.org/drawingml/2006/wordprocessingDrawing" xmlns:w10="urn:schemas-microsoft-com:office:word" xmlns:w="http://schemas.openxmlformats.org/wordprocessingml/2006/main" xmlns:w14="http://schemas.microsoft.com/office/word/2010/wordml" xmlns:w15="http://schemas.microsoft.com/office/word/2012/wordml" xmlns:w16se="http://schemas.microsoft.com/office/word/2015/wordml/symex" xmlns:wpg="http://schemas.microsoft.com/office/word/2010/wordprocessingGroup" xmlns:wpi="http://schemas.microsoft.com/office/word/2010/wordprocessingInk" xmlns:wne="http://schemas.microsoft.com/office/word/2006/wordml" xmlns:wps="http://schemas.microsoft.com/office/word/2010/wordprocessingShape" mc:Ignorable="w14 w15 w16se wp14">
   <w:body>
     <w:p>
       <w:r>
-        <w:t>5.1.1 Обработка исключений (На скрине</w:t>
-      </w:r>
+        <w:t xml:space="preserve">5.1.1 Обработка исключений (На </w:t>
+      </w:r>
+      <w:proofErr w:type="spellStart"/>
+      <w:r>
+        <w:t>скрине</w:t>
+      </w:r>
+      <w:proofErr w:type="spellEnd"/>
       <w:r>
         <w:t xml:space="preserve"> </w:t>
       </w:r>
@@ -15,12 +20,14 @@
       <w:r>
         <w:t xml:space="preserve"> </w:t>
       </w:r>
+      <w:proofErr w:type="spellStart"/>
       <w:r>
         <w:rPr>
           <w:lang w:val="en-US"/>
         </w:rPr>
         <w:t>DivideByZeroException</w:t>
       </w:r>
+      <w:proofErr w:type="spellEnd"/>
       <w:r>
         <w:t>)</w:t>
       </w:r>
@@ -29,6 +36,7 @@
       <w:r>
         <w:rPr>
           <w:noProof/>
+          <w:lang w:eastAsia="ru-RU"/>
         </w:rPr>
         <w:drawing>
           <wp:inline distT="0" distB="0" distL="0" distR="0" wp14:anchorId="00A01021" wp14:editId="05236A74">
@@ -69,13 +77,27 @@
     </w:p>
     <w:p>
       <w:r>
-        <w:t>5.1.2 Логи в файле и конфиг</w:t>
-      </w:r>
+        <w:t xml:space="preserve">5.1.2 </w:t>
+      </w:r>
+      <w:proofErr w:type="spellStart"/>
+      <w:r>
+        <w:t>Логи</w:t>
+      </w:r>
+      <w:proofErr w:type="spellEnd"/>
+      <w:r>
+        <w:t xml:space="preserve"> в файле и </w:t>
+      </w:r>
+      <w:proofErr w:type="spellStart"/>
+      <w:r>
+        <w:t>конфиг</w:t>
+      </w:r>
+      <w:proofErr w:type="spellEnd"/>
     </w:p>
     <w:p>
       <w:r>
         <w:rPr>
           <w:noProof/>
+          <w:lang w:eastAsia="ru-RU"/>
         </w:rPr>
         <w:drawing>
           <wp:inline distT="0" distB="0" distL="0" distR="0" wp14:anchorId="0BACF88C" wp14:editId="73B3B97A">
@@ -118,6 +140,7 @@
       <w:r>
         <w:rPr>
           <w:noProof/>
+          <w:lang w:eastAsia="ru-RU"/>
         </w:rPr>
         <w:drawing>
           <wp:inline distT="0" distB="0" distL="0" distR="0" wp14:anchorId="36BBCFF5" wp14:editId="1DB29D4C">
@@ -177,6 +200,7 @@
       <w:r>
         <w:rPr>
           <w:noProof/>
+          <w:lang w:eastAsia="ru-RU"/>
         </w:rPr>
         <w:drawing>
           <wp:inline distT="0" distB="0" distL="0" distR="0" wp14:anchorId="7BBECBF2" wp14:editId="61A303DD">
@@ -224,6 +248,7 @@
       <w:r>
         <w:rPr>
           <w:noProof/>
+          <w:lang w:eastAsia="ru-RU"/>
         </w:rPr>
         <w:drawing>
           <wp:inline distT="0" distB="0" distL="0" distR="0" wp14:anchorId="7DCF85D0" wp14:editId="0770EC6B">
@@ -276,6 +301,7 @@
       <w:r>
         <w:rPr>
           <w:noProof/>
+          <w:lang w:eastAsia="ru-RU"/>
         </w:rPr>
         <w:drawing>
           <wp:inline distT="0" distB="0" distL="0" distR="0" wp14:anchorId="65BE6DE1" wp14:editId="558A31C5">
@@ -416,6 +442,7 @@
       <w:r>
         <w:rPr>
           <w:noProof/>
+          <w:lang w:eastAsia="ru-RU"/>
         </w:rPr>
         <w:drawing>
           <wp:inline distT="0" distB="0" distL="0" distR="0" wp14:anchorId="090542CE" wp14:editId="005F48D6">
@@ -456,6 +483,10 @@
     </w:p>
     <w:p>
       <w:r>
+        <w:rPr>
+          <w:noProof/>
+          <w:lang w:eastAsia="ru-RU"/>
+        </w:rPr>
         <w:drawing>
           <wp:inline distT="0" distB="0" distL="0" distR="0" wp14:anchorId="1B889C84" wp14:editId="7865AD4F">
             <wp:extent cx="5940425" cy="821690"/>
@@ -493,6 +524,197 @@
         </w:drawing>
       </w:r>
     </w:p>
+    <w:p/>
+    <w:p/>
+    <w:p/>
+    <w:p/>
+    <w:p/>
+    <w:p/>
+    <w:p/>
+    <w:p/>
+    <w:p/>
+    <w:p/>
+    <w:p/>
+    <w:p/>
+    <w:p/>
+    <w:p/>
+    <w:p/>
+    <w:p/>
+    <w:p/>
+    <w:p>
+      <w:r>
+        <w:rPr>
+          <w:lang w:val="en-US"/>
+        </w:rPr>
+        <w:lastRenderedPageBreak/>
+        <w:t>5.4</w:t>
+      </w:r>
+      <w:r>
+        <w:t>.1</w:t>
+      </w:r>
+      <w:r>
+        <w:rPr>
+          <w:lang w:val="en-US"/>
+        </w:rPr>
+        <w:t xml:space="preserve"> </w:t>
+      </w:r>
+      <w:r>
+        <w:t>Глобальный обработчик</w:t>
+      </w:r>
+    </w:p>
+    <w:p>
+      <w:bookmarkStart w:id="0" w:name="_GoBack"/>
+      <w:r>
+        <w:rPr>
+          <w:noProof/>
+          <w:lang w:eastAsia="ru-RU"/>
+        </w:rPr>
+        <w:drawing>
+          <wp:inline distT="0" distB="0" distL="0" distR="0" wp14:anchorId="2739B898" wp14:editId="4DCF3FFB">
+            <wp:extent cx="4535424" cy="3392235"/>
+            <wp:effectExtent l="0" t="0" r="0" b="0"/>
+            <wp:docPr id="2" name="Рисунок 2"/>
+            <wp:cNvGraphicFramePr>
+              <a:graphicFrameLocks xmlns:a="http://schemas.openxmlformats.org/drawingml/2006/main" noChangeAspect="1"/>
+            </wp:cNvGraphicFramePr>
+            <a:graphic xmlns:a="http://schemas.openxmlformats.org/drawingml/2006/main">
+              <a:graphicData uri="http://schemas.openxmlformats.org/drawingml/2006/picture">
+                <pic:pic xmlns:pic="http://schemas.openxmlformats.org/drawingml/2006/picture">
+                  <pic:nvPicPr>
+                    <pic:cNvPr id="1" name=""/>
+                    <pic:cNvPicPr/>
+                  </pic:nvPicPr>
+                  <pic:blipFill>
+                    <a:blip r:embed="rId12"/>
+                    <a:stretch>
+                      <a:fillRect/>
+                    </a:stretch>
+                  </pic:blipFill>
+                  <pic:spPr>
+                    <a:xfrm>
+                      <a:off x="0" y="0"/>
+                      <a:ext cx="4543218" cy="3398065"/>
+                    </a:xfrm>
+                    <a:prstGeom prst="rect">
+                      <a:avLst/>
+                    </a:prstGeom>
+                  </pic:spPr>
+                </pic:pic>
+              </a:graphicData>
+            </a:graphic>
+          </wp:inline>
+        </w:drawing>
+      </w:r>
+      <w:bookmarkEnd w:id="0"/>
+    </w:p>
+    <w:p/>
+    <w:p>
+      <w:r>
+        <w:t xml:space="preserve">5.4.2 Вызов </w:t>
+      </w:r>
+      <w:proofErr w:type="spellStart"/>
+      <w:r>
+        <w:t>краша</w:t>
+      </w:r>
+      <w:proofErr w:type="spellEnd"/>
+    </w:p>
+    <w:p>
+      <w:r>
+        <w:rPr>
+          <w:noProof/>
+          <w:lang w:eastAsia="ru-RU"/>
+        </w:rPr>
+        <w:drawing>
+          <wp:inline distT="0" distB="0" distL="0" distR="0" wp14:anchorId="7D5F7C29" wp14:editId="782B6A8B">
+            <wp:extent cx="5940425" cy="1413510"/>
+            <wp:effectExtent l="0" t="0" r="3175" b="0"/>
+            <wp:docPr id="1" name="Рисунок 1"/>
+            <wp:cNvGraphicFramePr>
+              <a:graphicFrameLocks xmlns:a="http://schemas.openxmlformats.org/drawingml/2006/main" noChangeAspect="1"/>
+            </wp:cNvGraphicFramePr>
+            <a:graphic xmlns:a="http://schemas.openxmlformats.org/drawingml/2006/main">
+              <a:graphicData uri="http://schemas.openxmlformats.org/drawingml/2006/picture">
+                <pic:pic xmlns:pic="http://schemas.openxmlformats.org/drawingml/2006/picture">
+                  <pic:nvPicPr>
+                    <pic:cNvPr id="1" name=""/>
+                    <pic:cNvPicPr/>
+                  </pic:nvPicPr>
+                  <pic:blipFill>
+                    <a:blip r:embed="rId13"/>
+                    <a:stretch>
+                      <a:fillRect/>
+                    </a:stretch>
+                  </pic:blipFill>
+                  <pic:spPr>
+                    <a:xfrm>
+                      <a:off x="0" y="0"/>
+                      <a:ext cx="5940425" cy="1413510"/>
+                    </a:xfrm>
+                    <a:prstGeom prst="rect">
+                      <a:avLst/>
+                    </a:prstGeom>
+                  </pic:spPr>
+                </pic:pic>
+              </a:graphicData>
+            </a:graphic>
+          </wp:inline>
+        </w:drawing>
+      </w:r>
+    </w:p>
+    <w:p>
+      <w:r>
+        <w:t xml:space="preserve">Обновлённый </w:t>
+      </w:r>
+      <w:proofErr w:type="spellStart"/>
+      <w:r>
+        <w:t>конфиг</w:t>
+      </w:r>
+      <w:proofErr w:type="spellEnd"/>
+    </w:p>
+    <w:p>
+      <w:r>
+        <w:rPr>
+          <w:noProof/>
+          <w:lang w:eastAsia="ru-RU"/>
+        </w:rPr>
+        <w:drawing>
+          <wp:inline distT="0" distB="0" distL="0" distR="0" wp14:anchorId="574C8F4E" wp14:editId="2F228D36">
+            <wp:extent cx="5495925" cy="3000375"/>
+            <wp:effectExtent l="0" t="0" r="9525" b="9525"/>
+            <wp:docPr id="3" name="Рисунок 3"/>
+            <wp:cNvGraphicFramePr>
+              <a:graphicFrameLocks xmlns:a="http://schemas.openxmlformats.org/drawingml/2006/main" noChangeAspect="1"/>
+            </wp:cNvGraphicFramePr>
+            <a:graphic xmlns:a="http://schemas.openxmlformats.org/drawingml/2006/main">
+              <a:graphicData uri="http://schemas.openxmlformats.org/drawingml/2006/picture">
+                <pic:pic xmlns:pic="http://schemas.openxmlformats.org/drawingml/2006/picture">
+                  <pic:nvPicPr>
+                    <pic:cNvPr id="1" name=""/>
+                    <pic:cNvPicPr/>
+                  </pic:nvPicPr>
+                  <pic:blipFill>
+                    <a:blip r:embed="rId14"/>
+                    <a:stretch>
+                      <a:fillRect/>
+                    </a:stretch>
+                  </pic:blipFill>
+                  <pic:spPr>
+                    <a:xfrm>
+                      <a:off x="0" y="0"/>
+                      <a:ext cx="5495925" cy="3000375"/>
+                    </a:xfrm>
+                    <a:prstGeom prst="rect">
+                      <a:avLst/>
+                    </a:prstGeom>
+                  </pic:spPr>
+                </pic:pic>
+              </a:graphicData>
+            </a:graphic>
+          </wp:inline>
+        </w:drawing>
+      </w:r>
+    </w:p>
+    <w:p/>
     <w:sectPr>
       <w:pgSz w:w="11906" w:h="16838"/>
       <w:pgMar w:top="1134" w:right="850" w:bottom="1134" w:left="1701" w:header="708" w:footer="708" w:gutter="0"/>
@@ -504,7 +726,7 @@
 </file>
 
 <file path=word/styles.xml><?xml version="1.0" encoding="utf-8"?>
-<w:styles xmlns:mc="http://schemas.openxmlformats.org/markup-compatibility/2006" xmlns:r="http://schemas.openxmlformats.org/officeDocument/2006/relationships" xmlns:w="http://schemas.openxmlformats.org/wordprocessingml/2006/main" xmlns:w14="http://schemas.microsoft.com/office/word/2010/wordml" xmlns:w15="http://schemas.microsoft.com/office/word/2012/wordml" xmlns:w16cex="http://schemas.microsoft.com/office/word/2018/wordml/cex" xmlns:w16cid="http://schemas.microsoft.com/office/word/2016/wordml/cid" xmlns:w16="http://schemas.microsoft.com/office/word/2018/wordml" xmlns:w16du="http://schemas.microsoft.com/office/word/2023/wordml/word16du" xmlns:w16sdtdh="http://schemas.microsoft.com/office/word/2020/wordml/sdtdatahash" xmlns:w16sdtfl="http://schemas.microsoft.com/office/word/2024/wordml/sdtformatlock" xmlns:w16se="http://schemas.microsoft.com/office/word/2015/wordml/symex" mc:Ignorable="w14 w15 w16se w16cid w16 w16cex w16sdtdh w16sdtfl w16du">
+<w:styles xmlns:mc="http://schemas.openxmlformats.org/markup-compatibility/2006" xmlns:r="http://schemas.openxmlformats.org/officeDocument/2006/relationships" xmlns:w="http://schemas.openxmlformats.org/wordprocessingml/2006/main" xmlns:w14="http://schemas.microsoft.com/office/word/2010/wordml" xmlns:w15="http://schemas.microsoft.com/office/word/2012/wordml" xmlns:w16se="http://schemas.microsoft.com/office/word/2015/wordml/symex" mc:Ignorable="w14 w15 w16se">
   <w:docDefaults>
     <w:rPrDefault>
       <w:rPr>
@@ -522,7 +744,7 @@
       </w:pPr>
     </w:pPrDefault>
   </w:docDefaults>
-  <w:latentStyles w:defLockedState="0" w:defUIPriority="99" w:defSemiHidden="0" w:defUnhideWhenUsed="0" w:defQFormat="0" w:count="376">
+  <w:latentStyles w:defLockedState="0" w:defUIPriority="99" w:defSemiHidden="0" w:defUnhideWhenUsed="0" w:defQFormat="0" w:count="371">
     <w:lsdException w:name="Normal" w:uiPriority="0" w:qFormat="1"/>
     <w:lsdException w:name="heading 1" w:uiPriority="9" w:qFormat="1"/>
     <w:lsdException w:name="heading 2" w:semiHidden="1" w:uiPriority="9" w:unhideWhenUsed="1" w:qFormat="1"/>
@@ -894,11 +1116,6 @@
     <w:lsdException w:name="List Table 5 Dark Accent 6" w:uiPriority="50"/>
     <w:lsdException w:name="List Table 6 Colorful Accent 6" w:uiPriority="51"/>
     <w:lsdException w:name="List Table 7 Colorful Accent 6" w:uiPriority="52"/>
-    <w:lsdException w:name="Mention" w:semiHidden="1" w:unhideWhenUsed="1"/>
-    <w:lsdException w:name="Smart Hyperlink" w:semiHidden="1" w:unhideWhenUsed="1"/>
-    <w:lsdException w:name="Hashtag" w:semiHidden="1" w:unhideWhenUsed="1"/>
-    <w:lsdException w:name="Unresolved Mention" w:semiHidden="1" w:unhideWhenUsed="1"/>
-    <w:lsdException w:name="Smart Link" w:semiHidden="1" w:unhideWhenUsed="1"/>
   </w:latentStyles>
   <w:style w:type="paragraph" w:default="1" w:styleId="a">
     <w:name w:val="Normal"/>
